--- a/SentinelGRC_Hackathon_Documentation.docx
+++ b/SentinelGRC_Hackathon_Documentation.docx
@@ -175,32 +175,15 @@
       </w:pPr>
       <w:r>
         <w:rPr/>
-        <w:t>Links to the live deployment, source code, and demo walkthrough are provided below.</w:t>
-      </w:r>
-    </w:p>
-    <w:p>
-      <w:pPr>
-        <w:pStyle w:val="Normal"/>
-        <w:pBdr>
-          <w:bottom w:val="single" w:sz="4" w:space="4" w:color="D9D9D9"/>
-        </w:pBdr>
-        <w:spacing w:before="0" w:after="280"/>
-        <w:rPr/>
-      </w:pPr>
-      <w:r>
-        <w:rPr>
-          <w:b/>
-          <w:bCs/>
-        </w:rPr>
-        <w:t xml:space="preserve">Live Demo:  </w:t>
-      </w:r>
-      <w:r>
-        <w:rPr>
-          <w:i/>
-          <w:iCs/>
-          <w:color w:val="999999"/>
-        </w:rPr>
-        <w:t>[ to be added ]</w:t>
+        <w:t xml:space="preserve"> </w:t>
+      </w:r>
+      <w:r>
+        <w:rPr/>
+        <w:t>S</w:t>
+      </w:r>
+      <w:r>
+        <w:rPr/>
+        <w:t>ource code, and demo walkthrough are provided below.</w:t>
       </w:r>
     </w:p>
     <w:p>
@@ -221,11 +204,13 @@
       </w:r>
       <w:r>
         <w:rPr>
+          <w:b/>
+          <w:bCs/>
           <w:i/>
           <w:iCs/>
           <w:color w:val="999999"/>
         </w:rPr>
-        <w:t>[ to be added ]</w:t>
+        <w:t>https://github.com/Gangadhar-H/ScoGen</w:t>
       </w:r>
     </w:p>
     <w:p>
@@ -246,11 +231,13 @@
       </w:r>
       <w:r>
         <w:rPr>
+          <w:b/>
+          <w:bCs/>
           <w:i/>
           <w:iCs/>
           <w:color w:val="999999"/>
         </w:rPr>
-        <w:t>[ to be added ]</w:t>
+        <w:t>https://drive.google.com/drive/folders/1G78tncQKxlaHxc93jBEUwQP2_uHPqQCg</w:t>
       </w:r>
       <w:r>
         <w:br w:type="page"/>
